--- a/test_data/smlouva-uver-variant-21_anon.docx
+++ b/test_data/smlouva-uver-variant-21_anon.docx
@@ -14,6 +14,12 @@
     <w:p>
       <w:pPr>
         <w:sectPr>
+          <w:headerReference w:type="default" r:id="rId10"/>
+          <w:footerReference w:type="default" r:id="rId11"/>
+          <w:headerReference w:type="first" r:id="rId12"/>
+          <w:footerReference w:type="first" r:id="rId13"/>
+          <w:headerReference w:type="even" r:id="rId14"/>
+          <w:footerReference w:type="even" r:id="rId15"/>
           <w:pgSz w:w="11906" w:h="16838"/>
           <w:pgMar w:top="302" w:right="548" w:bottom="284" w:left="850" w:header="720" w:footer="720" w:gutter="0"/>
           <w:cols w:space="720"/>
@@ -156,7 +162,7 @@
         <w:jc w:val="left"/>
       </w:pPr>
       <w:r>
-        <w:t xml:space="preserve">[[ADDRESS_1]], [[ICO_1]] zapsána u MS [[ADDRESS_3]], oddíl B, vložka 5403 </w:t>
+        <w:t xml:space="preserve">[[ADDRESS_1]], [[ICO_1]] zapsána u MS v Praze, oddíl B, vložka 5403 </w:t>
         <w:br/>
         <w:t>(dále jen „Banka“)</w:t>
       </w:r>
@@ -197,7 +203,7 @@
         <w:br/>
         <w:t xml:space="preserve">[[BIRTH_ID_1]] </w:t>
         <w:br/>
-        <w:t xml:space="preserve">Adresa místa podnikání: [[ADDRESS_4]] (dále jen „Klient“) </w:t>
+        <w:t xml:space="preserve">Adresa místa podnikání: [[ADDRESS_2]] (dále jen „Klient“) </w:t>
         <w:br/>
         <w:t>se dohodli takto:</w:t>
       </w:r>
@@ -907,7 +913,7 @@
         <w:jc w:val="left"/>
       </w:pPr>
       <w:r>
-        <w:t>MONETA Money Bank, a.s., [[ADDRESS_5]]. [[ICO_1]]. Zapsáno u MS [[ADDRESS_3]], odd. B vložka 5403. AP: 220613N2EB</w:t>
+        <w:t>MONETA Money Bank, a.s., [[ADDRESS_3]]. [[ICO_1]]. Zapsáno u MS v Praze, odd. B vložka 5403. AP: 220613N2EB</w:t>
       </w:r>
     </w:p>
     <w:p>
@@ -1293,7 +1299,7 @@
         <w:jc w:val="left"/>
       </w:pPr>
       <w:r>
-        <w:t>[[ADDRESS_6]], dne [[DATE_4]] 11:31 [[ADDRESS_6]], dne [[DATE_4]] 11:31</w:t>
+        <w:t>PŘEROV, dne [[DATE_4]] 11:31 PŘEROV, dne [[DATE_4]] 11:31</w:t>
       </w:r>
     </w:p>
     <w:p>
@@ -1317,7 +1323,7 @@
         <w:t>[[PERSON_2]]</w:t>
         <w:tab/>
         <w:tab/>
-        <w:t>[[PERSON_1]]`sig, id=100` Bankéř pro živnostníky a malé firmy `sig, id=1`</w:t>
+        <w:t>[[PERSON_1]]Bankéř pro živnostníky a malé firmy </w:t>
       </w:r>
     </w:p>
     <w:p>
@@ -1360,7 +1366,7 @@
         <w:tab/>
         <w:t>[[PERSON_3]]</w:t>
         <w:br/>
-        <w:t xml:space="preserve">`sig, id=101` Vedoucí obchodního místa </w:t>
+        <w:t xml:space="preserve">Vedoucí obchodního místa </w:t>
         <w:br/>
         <w:tab/>
         <w:t>MONETA Money Bank, a.s.</w:t>
@@ -1376,7 +1382,7 @@
         <w:jc w:val="left"/>
       </w:pPr>
       <w:r>
-        <w:t>MONETA Money Bank, a.s., [[ADDRESS_5]]. [[ICO_1]]. Zapsáno u MS [[ADDRESS_3]], odd. B vložka 5403. AP: 220613N2EB</w:t>
+        <w:t>MONETA Money Bank, a.s., [[ADDRESS_3]]. [[ICO_1]]. Zapsáno u MS v Praze, odd. B vložka 5403. AP: 220613N2EB</w:t>
       </w:r>
     </w:p>
     <w:p>
@@ -1457,6 +1463,66 @@
     </w:sectPr>
   </w:body>
 </w:document>
+</file>
+
+<file path=word/footer1.xml><?xml version="1.0" encoding="utf-8"?>
+<w:ftr xmlns:m="http://schemas.openxmlformats.org/officeDocument/2006/math" xmlns:mc="http://schemas.openxmlformats.org/markup-compatibility/2006" xmlns:mo="http://schemas.microsoft.com/office/mac/office/2008/main" xmlns:mv="urn:schemas-microsoft-com:mac:vml" xmlns:o="urn:schemas-microsoft-com:office:office" xmlns:r="http://schemas.openxmlformats.org/officeDocument/2006/relationships" xmlns:v="urn:schemas-microsoft-com:vml" xmlns:w10="urn:schemas-microsoft-com:office:word" xmlns:w14="http://schemas.microsoft.com/office/word/2010/wordml" xmlns:w="http://schemas.openxmlformats.org/wordprocessingml/2006/main" xmlns:wne="http://schemas.microsoft.com/office/word/2006/wordml" xmlns:wp14="http://schemas.microsoft.com/office/word/2010/wordprocessingDrawing" xmlns:wp="http://schemas.openxmlformats.org/drawingml/2006/wordprocessingDrawing" xmlns:wpc="http://schemas.microsoft.com/office/word/2010/wordprocessingCanvas" xmlns:wpg="http://schemas.microsoft.com/office/word/2010/wordprocessingGroup" xmlns:wpi="http://schemas.microsoft.com/office/word/2010/wordprocessingInk" xmlns:wps="http://schemas.microsoft.com/office/word/2010/wordprocessingShape" mc:Ignorable="w14 wp14">
+  <w:p>
+    <w:pPr>
+      <w:pStyle w:val="Footer"/>
+    </w:pPr>
+  </w:p>
+</w:ftr>
+</file>
+
+<file path=word/footer2.xml><?xml version="1.0" encoding="utf-8"?>
+<w:ftr xmlns:m="http://schemas.openxmlformats.org/officeDocument/2006/math" xmlns:mc="http://schemas.openxmlformats.org/markup-compatibility/2006" xmlns:mo="http://schemas.microsoft.com/office/mac/office/2008/main" xmlns:mv="urn:schemas-microsoft-com:mac:vml" xmlns:o="urn:schemas-microsoft-com:office:office" xmlns:r="http://schemas.openxmlformats.org/officeDocument/2006/relationships" xmlns:v="urn:schemas-microsoft-com:vml" xmlns:w10="urn:schemas-microsoft-com:office:word" xmlns:w14="http://schemas.microsoft.com/office/word/2010/wordml" xmlns:w="http://schemas.openxmlformats.org/wordprocessingml/2006/main" xmlns:wne="http://schemas.microsoft.com/office/word/2006/wordml" xmlns:wp14="http://schemas.microsoft.com/office/word/2010/wordprocessingDrawing" xmlns:wp="http://schemas.openxmlformats.org/drawingml/2006/wordprocessingDrawing" xmlns:wpc="http://schemas.microsoft.com/office/word/2010/wordprocessingCanvas" xmlns:wpg="http://schemas.microsoft.com/office/word/2010/wordprocessingGroup" xmlns:wpi="http://schemas.microsoft.com/office/word/2010/wordprocessingInk" xmlns:wps="http://schemas.microsoft.com/office/word/2010/wordprocessingShape" mc:Ignorable="w14 wp14">
+  <w:p>
+    <w:pPr>
+      <w:pStyle w:val="Footer"/>
+    </w:pPr>
+  </w:p>
+</w:ftr>
+</file>
+
+<file path=word/footer3.xml><?xml version="1.0" encoding="utf-8"?>
+<w:ftr xmlns:m="http://schemas.openxmlformats.org/officeDocument/2006/math" xmlns:mc="http://schemas.openxmlformats.org/markup-compatibility/2006" xmlns:mo="http://schemas.microsoft.com/office/mac/office/2008/main" xmlns:mv="urn:schemas-microsoft-com:mac:vml" xmlns:o="urn:schemas-microsoft-com:office:office" xmlns:r="http://schemas.openxmlformats.org/officeDocument/2006/relationships" xmlns:v="urn:schemas-microsoft-com:vml" xmlns:w10="urn:schemas-microsoft-com:office:word" xmlns:w14="http://schemas.microsoft.com/office/word/2010/wordml" xmlns:w="http://schemas.openxmlformats.org/wordprocessingml/2006/main" xmlns:wne="http://schemas.microsoft.com/office/word/2006/wordml" xmlns:wp14="http://schemas.microsoft.com/office/word/2010/wordprocessingDrawing" xmlns:wp="http://schemas.openxmlformats.org/drawingml/2006/wordprocessingDrawing" xmlns:wpc="http://schemas.microsoft.com/office/word/2010/wordprocessingCanvas" xmlns:wpg="http://schemas.microsoft.com/office/word/2010/wordprocessingGroup" xmlns:wpi="http://schemas.microsoft.com/office/word/2010/wordprocessingInk" xmlns:wps="http://schemas.microsoft.com/office/word/2010/wordprocessingShape" mc:Ignorable="w14 wp14">
+  <w:p>
+    <w:pPr>
+      <w:pStyle w:val="Footer"/>
+    </w:pPr>
+  </w:p>
+</w:ftr>
+</file>
+
+<file path=word/header1.xml><?xml version="1.0" encoding="utf-8"?>
+<w:hdr xmlns:m="http://schemas.openxmlformats.org/officeDocument/2006/math" xmlns:mc="http://schemas.openxmlformats.org/markup-compatibility/2006" xmlns:mo="http://schemas.microsoft.com/office/mac/office/2008/main" xmlns:mv="urn:schemas-microsoft-com:mac:vml" xmlns:o="urn:schemas-microsoft-com:office:office" xmlns:r="http://schemas.openxmlformats.org/officeDocument/2006/relationships" xmlns:v="urn:schemas-microsoft-com:vml" xmlns:w10="urn:schemas-microsoft-com:office:word" xmlns:w14="http://schemas.microsoft.com/office/word/2010/wordml" xmlns:w="http://schemas.openxmlformats.org/wordprocessingml/2006/main" xmlns:wne="http://schemas.microsoft.com/office/word/2006/wordml" xmlns:wp14="http://schemas.microsoft.com/office/word/2010/wordprocessingDrawing" xmlns:wp="http://schemas.openxmlformats.org/drawingml/2006/wordprocessingDrawing" xmlns:wpc="http://schemas.microsoft.com/office/word/2010/wordprocessingCanvas" xmlns:wpg="http://schemas.microsoft.com/office/word/2010/wordprocessingGroup" xmlns:wpi="http://schemas.microsoft.com/office/word/2010/wordprocessingInk" xmlns:wps="http://schemas.microsoft.com/office/word/2010/wordprocessingShape" mc:Ignorable="w14 wp14">
+  <w:p>
+    <w:pPr>
+      <w:pStyle w:val="Header"/>
+    </w:pPr>
+  </w:p>
+</w:hdr>
+</file>
+
+<file path=word/header2.xml><?xml version="1.0" encoding="utf-8"?>
+<w:hdr xmlns:m="http://schemas.openxmlformats.org/officeDocument/2006/math" xmlns:mc="http://schemas.openxmlformats.org/markup-compatibility/2006" xmlns:mo="http://schemas.microsoft.com/office/mac/office/2008/main" xmlns:mv="urn:schemas-microsoft-com:mac:vml" xmlns:o="urn:schemas-microsoft-com:office:office" xmlns:r="http://schemas.openxmlformats.org/officeDocument/2006/relationships" xmlns:v="urn:schemas-microsoft-com:vml" xmlns:w10="urn:schemas-microsoft-com:office:word" xmlns:w14="http://schemas.microsoft.com/office/word/2010/wordml" xmlns:w="http://schemas.openxmlformats.org/wordprocessingml/2006/main" xmlns:wne="http://schemas.microsoft.com/office/word/2006/wordml" xmlns:wp14="http://schemas.microsoft.com/office/word/2010/wordprocessingDrawing" xmlns:wp="http://schemas.openxmlformats.org/drawingml/2006/wordprocessingDrawing" xmlns:wpc="http://schemas.microsoft.com/office/word/2010/wordprocessingCanvas" xmlns:wpg="http://schemas.microsoft.com/office/word/2010/wordprocessingGroup" xmlns:wpi="http://schemas.microsoft.com/office/word/2010/wordprocessingInk" xmlns:wps="http://schemas.microsoft.com/office/word/2010/wordprocessingShape" mc:Ignorable="w14 wp14">
+  <w:p>
+    <w:pPr>
+      <w:pStyle w:val="Header"/>
+    </w:pPr>
+  </w:p>
+</w:hdr>
+</file>
+
+<file path=word/header3.xml><?xml version="1.0" encoding="utf-8"?>
+<w:hdr xmlns:m="http://schemas.openxmlformats.org/officeDocument/2006/math" xmlns:mc="http://schemas.openxmlformats.org/markup-compatibility/2006" xmlns:mo="http://schemas.microsoft.com/office/mac/office/2008/main" xmlns:mv="urn:schemas-microsoft-com:mac:vml" xmlns:o="urn:schemas-microsoft-com:office:office" xmlns:r="http://schemas.openxmlformats.org/officeDocument/2006/relationships" xmlns:v="urn:schemas-microsoft-com:vml" xmlns:w10="urn:schemas-microsoft-com:office:word" xmlns:w14="http://schemas.microsoft.com/office/word/2010/wordml" xmlns:w="http://schemas.openxmlformats.org/wordprocessingml/2006/main" xmlns:wne="http://schemas.microsoft.com/office/word/2006/wordml" xmlns:wp14="http://schemas.microsoft.com/office/word/2010/wordprocessingDrawing" xmlns:wp="http://schemas.openxmlformats.org/drawingml/2006/wordprocessingDrawing" xmlns:wpc="http://schemas.microsoft.com/office/word/2010/wordprocessingCanvas" xmlns:wpg="http://schemas.microsoft.com/office/word/2010/wordprocessingGroup" xmlns:wpi="http://schemas.microsoft.com/office/word/2010/wordprocessingInk" xmlns:wps="http://schemas.microsoft.com/office/word/2010/wordprocessingShape" mc:Ignorable="w14 wp14">
+  <w:p>
+    <w:pPr>
+      <w:pStyle w:val="Header"/>
+    </w:pPr>
+  </w:p>
+</w:hdr>
 </file>
 
 <file path=word/numbering.xml><?xml version="1.0" encoding="utf-8"?>
